--- a/IEC-62443/CSW-IEC62443-Compliance-Report.docx
+++ b/IEC-62443/CSW-IEC62443-Compliance-Report.docx
@@ -171,6 +171,62 @@
     </w:p>
     <w:bookmarkEnd w:id="11"/>
     <w:bookmarkStart w:id="12" w:name="executive-summary"/>
+    <w:p>
+      <w:pPr>
+        <w:pStyle w:val="Heading2"/>
+      </w:pPr>
+      <w:r>
+        <w:t>How to read the coverage words</w:t>
+      </w:r>
+    </w:p>
+    <w:p>
+      <w:pPr/>
+      <w:r>
+        <w:rPr>
+          <w:b/>
+        </w:rPr>
+        <w:t>Full Coverage</w:t>
+      </w:r>
+      <w:r>
+        <w:t xml:space="preserve"> on the older reports means Secure Workload can produce that row's artifact. It does not mean the control is met.</w:t>
+      </w:r>
+    </w:p>
+    <w:p>
+      <w:pPr/>
+      <w:r>
+        <w:rPr>
+          <w:b/>
+        </w:rPr>
+        <w:t>Partial Coverage</w:t>
+      </w:r>
+      <w:r>
+        <w:t xml:space="preserve"> means file that export next to another control.</w:t>
+      </w:r>
+    </w:p>
+    <w:p>
+      <w:pPr/>
+      <w:r>
+        <w:rPr>
+          <w:b/>
+        </w:rPr>
+        <w:t>Evidence Required</w:t>
+      </w:r>
+      <w:r>
+        <w:t xml:space="preserve"> means Secure Workload has no record. The customer files the contract, the analysis, or the HR or physical-security evidence.</w:t>
+      </w:r>
+    </w:p>
+    <w:p>
+      <w:pPr/>
+      <w:r>
+        <w:rPr>
+          <w:b/>
+        </w:rPr>
+        <w:t>Direct, Supporting, and Out of scope</w:t>
+      </w:r>
+      <w:r>
+        <w:t xml:space="preserve"> on the newer reports are the same idea in different words. Direct is still evidence, not a pass.</w:t>
+      </w:r>
+    </w:p>
     <w:p>
       <w:pPr>
         <w:pStyle w:val="Heading2"/>

--- a/IEC-62443/CSW-IEC62443-Compliance-Report.docx
+++ b/IEC-62443/CSW-IEC62443-Compliance-Report.docx
@@ -10,7 +10,7 @@
         <w:t xml:space="preserve">Cisco Secure Workload - IEC 62443 Compliance Report</w:t>
       </w:r>
     </w:p>
-    <w:bookmarkStart w:id="22" w:name="X0c1d5c09728ec4a30bdab69422284fc6cc95ce9"/>
+    <w:bookmarkStart w:id="23" w:name="X0c1d5c09728ec4a30bdab69422284fc6cc95ce9"/>
     <w:p>
       <w:pPr>
         <w:pStyle w:val="Heading1"/>
@@ -170,63 +170,103 @@
       </w:r>
     </w:p>
     <w:bookmarkEnd w:id="11"/>
-    <w:bookmarkStart w:id="12" w:name="executive-summary"/>
+    <w:bookmarkStart w:id="12" w:name="how-to-read-the-coverage-column"/>
     <w:p>
       <w:pPr>
         <w:pStyle w:val="Heading2"/>
       </w:pPr>
       <w:r>
-        <w:t>How to read the coverage words</w:t>
-      </w:r>
-    </w:p>
-    <w:p>
-      <w:pPr/>
+        <w:t xml:space="preserve">How to read the Coverage column</w:t>
+      </w:r>
+    </w:p>
+    <w:p>
+      <w:pPr>
+        <w:pStyle w:val="FirstParagraph"/>
+      </w:pPr>
+      <w:r>
+        <w:t xml:space="preserve">Every report in this set uses the same three coverage words. Coverage describes</w:t>
+      </w:r>
+      <w:r>
+        <w:t xml:space="preserve"> </w:t>
+      </w:r>
       <w:r>
         <w:rPr>
           <w:b/>
+          <w:bCs/>
         </w:rPr>
-        <w:t>Full Coverage</w:t>
-      </w:r>
-      <w:r>
-        <w:t xml:space="preserve"> on the older reports means Secure Workload can produce that row's artifact. It does not mean the control is met.</w:t>
-      </w:r>
-    </w:p>
-    <w:p>
-      <w:pPr/>
+        <w:t xml:space="preserve">what evidence CSW produces</w:t>
+      </w:r>
+      <w:r>
+        <w:t xml:space="preserve"> </w:t>
+      </w:r>
+      <w:r>
+        <w:t xml:space="preserve">for a topic — it never means the control is passed.</w:t>
+      </w:r>
+    </w:p>
+    <w:p>
+      <w:pPr>
+        <w:pStyle w:val="BodyText"/>
+      </w:pPr>
       <w:r>
         <w:rPr>
           <w:b/>
+          <w:bCs/>
         </w:rPr>
-        <w:t>Partial Coverage</w:t>
-      </w:r>
-      <w:r>
-        <w:t xml:space="preserve"> means file that export next to another control.</w:t>
-      </w:r>
-    </w:p>
-    <w:p>
-      <w:pPr/>
+        <w:t xml:space="preserve">Direct</w:t>
+      </w:r>
+      <w:r>
+        <w:t xml:space="preserve"> </w:t>
+      </w:r>
+      <w:r>
+        <w:t xml:space="preserve">— Secure Workload produces the primary evidence artifact for that topic (segmentation, policy, flow/process telemetry, inventory, vulnerability + reachability, forensic reconstruction). Direct is still evidence, not an attestation.</w:t>
+      </w:r>
+    </w:p>
+    <w:p>
+      <w:pPr>
+        <w:pStyle w:val="BodyText"/>
+      </w:pPr>
       <w:r>
         <w:rPr>
           <w:b/>
+          <w:bCs/>
         </w:rPr>
-        <w:t>Evidence Required</w:t>
-      </w:r>
-      <w:r>
-        <w:t xml:space="preserve"> means Secure Workload has no record. The customer files the contract, the analysis, or the HR or physical-security evidence.</w:t>
-      </w:r>
-    </w:p>
-    <w:p>
-      <w:pPr/>
+        <w:t xml:space="preserve">Supporting</w:t>
+      </w:r>
+      <w:r>
+        <w:t xml:space="preserve"> </w:t>
+      </w:r>
+      <w:r>
+        <w:t xml:space="preserve">— Secure Workload contributes an input that feeds or complements another control, tool, or process (e.g. detection input only, reconciled against an external register, one log source among several).</w:t>
+      </w:r>
+    </w:p>
+    <w:p>
+      <w:pPr>
+        <w:pStyle w:val="BodyText"/>
+      </w:pPr>
       <w:r>
         <w:rPr>
           <w:b/>
+          <w:bCs/>
         </w:rPr>
-        <w:t>Direct, Supporting, and Out of scope</w:t>
-      </w:r>
-      <w:r>
-        <w:t xml:space="preserve"> on the newer reports are the same idea in different words. Direct is still evidence, not a pass.</w:t>
-      </w:r>
-    </w:p>
+        <w:t xml:space="preserve">Evidence Required</w:t>
+      </w:r>
+      <w:r>
+        <w:t xml:space="preserve"> </w:t>
+      </w:r>
+      <w:r>
+        <w:t xml:space="preserve">— Secure Workload has no record for this topic. The customer supplies the contract, the analysis, or the HR / physical-security evidence from another control.</w:t>
+      </w:r>
+    </w:p>
+    <w:p>
+      <w:pPr>
+        <w:pStyle w:val="BlockText"/>
+      </w:pPr>
+      <w:r>
+        <w:t xml:space="preserve">The Coverage ratings in the topic map below are machine-derived from each row’s wording and are flagged for SE review before customer use.</w:t>
+      </w:r>
+    </w:p>
+    <w:bookmarkEnd w:id="12"/>
+    <w:bookmarkStart w:id="13" w:name="executive-summary"/>
     <w:p>
       <w:pPr>
         <w:pStyle w:val="Heading2"/>
@@ -287,8 +327,8 @@
         <w:t xml:space="preserve">a control attestation.</w:t>
       </w:r>
     </w:p>
-    <w:bookmarkEnd w:id="12"/>
-    <w:bookmarkStart w:id="13" w:name="suggested-csw-scope-pattern"/>
+    <w:bookmarkEnd w:id="13"/>
+    <w:bookmarkStart w:id="14" w:name="suggested-csw-scope-pattern"/>
     <w:p>
       <w:pPr>
         <w:pStyle w:val="Heading2"/>
@@ -352,8 +392,8 @@
         <w:t xml:space="preserve">This scope pattern should be validated with the customer’s architecture, application owners, compliance team, and assessor before it is used for formal evidence.</w:t>
       </w:r>
     </w:p>
-    <w:bookmarkEnd w:id="13"/>
-    <w:bookmarkStart w:id="14" w:name="in-scope-for-csw-evidence"/>
+    <w:bookmarkEnd w:id="14"/>
+    <w:bookmarkStart w:id="15" w:name="in-scope-for-csw-evidence"/>
     <w:p>
       <w:pPr>
         <w:pStyle w:val="Heading2"/>
@@ -422,8 +462,8 @@
         <w:t xml:space="preserve">Incident response - IT-side forensic input</w:t>
       </w:r>
     </w:p>
-    <w:bookmarkEnd w:id="14"/>
-    <w:bookmarkStart w:id="15" w:name="Xaed999129ed4b1f11f99b5af2968248bad86dd6"/>
+    <w:bookmarkEnd w:id="15"/>
+    <w:bookmarkStart w:id="16" w:name="Xaed999129ed4b1f11f99b5af2968248bad86dd6"/>
     <w:p>
       <w:pPr>
         <w:pStyle w:val="Heading2"/>
@@ -492,8 +532,8 @@
         <w:t xml:space="preserve">Safety system controls</w:t>
       </w:r>
     </w:p>
-    <w:bookmarkEnd w:id="15"/>
-    <w:bookmarkStart w:id="16" w:name="framework-topic-csw-capability-map"/>
+    <w:bookmarkEnd w:id="16"/>
+    <w:bookmarkStart w:id="17" w:name="framework-topic-csw-capability-map"/>
     <w:p>
       <w:pPr>
         <w:pStyle w:val="Heading2"/>
@@ -508,320 +548,14 @@
         <w:tblW w:type="pct" w:w="5000"/>
         <w:tblLayout w:type="fixed"/>
         <w:tblLook w:firstRow="1" w:lastRow="0" w:firstColumn="0" w:lastColumn="0" w:noHBand="0" w:noVBand="0" w:val="0020"/>
-      </w:tblPr>
-      <w:tblGrid>
-        <w:gridCol w:w="2640"/>
-        <w:gridCol w:w="2640"/>
-        <w:gridCol w:w="2640"/>
-      </w:tblGrid>
-      <w:tr>
-        <w:trPr>
-          <w:tblHeader w:val="on"/>
-        </w:trPr>
-        <w:tc>
-          <w:tcPr/>
-          <w:p>
-            <w:pPr>
-              <w:pStyle w:val="Compact"/>
-            </w:pPr>
-            <w:r>
-              <w:t xml:space="preserve">Framework topic</w:t>
-            </w:r>
-          </w:p>
-        </w:tc>
-        <w:tc>
-          <w:tcPr/>
-          <w:p>
-            <w:pPr>
-              <w:pStyle w:val="Compact"/>
-            </w:pPr>
-            <w:r>
-              <w:t xml:space="preserve">CSW capability</w:t>
-            </w:r>
-          </w:p>
-        </w:tc>
-        <w:tc>
-          <w:tcPr/>
-          <w:p>
-            <w:pPr>
-              <w:pStyle w:val="Compact"/>
-            </w:pPr>
-            <w:r>
-              <w:t xml:space="preserve">Evidence artifact</w:t>
-            </w:r>
-          </w:p>
-        </w:tc>
-      </w:tr>
-      <w:tr>
-        <w:tc>
-          <w:tcPr/>
-          <w:p>
-            <w:pPr>
-              <w:pStyle w:val="Compact"/>
-            </w:pPr>
-            <w:r>
-              <w:t xml:space="preserve">Zone and conduit architecture (IT side)</w:t>
-            </w:r>
-          </w:p>
-        </w:tc>
-        <w:tc>
-          <w:tcPr/>
-          <w:p>
-            <w:pPr>
-              <w:pStyle w:val="Compact"/>
-            </w:pPr>
-            <w:r>
-              <w:t xml:space="preserve">Scope architecture mirroring zones; policy workspace as conduit allowlist</w:t>
-            </w:r>
-          </w:p>
-        </w:tc>
-        <w:tc>
-          <w:tcPr/>
-          <w:p>
-            <w:pPr>
-              <w:pStyle w:val="Compact"/>
-            </w:pPr>
-            <w:r>
-              <w:t xml:space="preserve">Workspace snapshot + observed conduit flow report</w:t>
-            </w:r>
-          </w:p>
-        </w:tc>
-      </w:tr>
-      <w:tr>
-        <w:tc>
-          <w:tcPr/>
-          <w:p>
-            <w:pPr>
-              <w:pStyle w:val="Compact"/>
-            </w:pPr>
-            <w:r>
-              <w:t xml:space="preserve">Restricted Data Flow (FR5, IT side)</w:t>
-            </w:r>
-          </w:p>
-        </w:tc>
-        <w:tc>
-          <w:tcPr/>
-          <w:p>
-            <w:pPr>
-              <w:pStyle w:val="Compact"/>
-            </w:pPr>
-            <w:r>
-              <w:t xml:space="preserve">Workload-to-workload allowlist between zones; cross-zone deny enforcement</w:t>
-            </w:r>
-          </w:p>
-        </w:tc>
-        <w:tc>
-          <w:tcPr/>
-          <w:p>
-            <w:pPr>
-              <w:pStyle w:val="Compact"/>
-            </w:pPr>
-            <w:r>
-              <w:t xml:space="preserve">Policy workspace + cross-zone violation log</w:t>
-            </w:r>
-          </w:p>
-        </w:tc>
-      </w:tr>
-      <w:tr>
-        <w:tc>
-          <w:tcPr/>
-          <w:p>
-            <w:pPr>
-              <w:pStyle w:val="Compact"/>
-            </w:pPr>
-            <w:r>
-              <w:t xml:space="preserve">System Integrity / Monitoring (FR3 / FR6)</w:t>
-            </w:r>
-          </w:p>
-        </w:tc>
-        <w:tc>
-          <w:tcPr/>
-          <w:p>
-            <w:pPr>
-              <w:pStyle w:val="Compact"/>
-            </w:pPr>
-            <w:r>
-              <w:t xml:space="preserve">Continuous flow + process telemetry; alerts on unauthorised conduit flow</w:t>
-            </w:r>
-          </w:p>
-        </w:tc>
-        <w:tc>
-          <w:tcPr/>
-          <w:p>
-            <w:pPr>
-              <w:pStyle w:val="Compact"/>
-            </w:pPr>
-            <w:r>
-              <w:t xml:space="preserve">Alert and anomaly log scoped to IEC-62443</w:t>
-            </w:r>
-          </w:p>
-        </w:tc>
-      </w:tr>
-      <w:tr>
-        <w:tc>
-          <w:tcPr/>
-          <w:p>
-            <w:pPr>
-              <w:pStyle w:val="Compact"/>
-            </w:pPr>
-            <w:r>
-              <w:t xml:space="preserve">Use Control (FR2) workload layer</w:t>
-            </w:r>
-          </w:p>
-        </w:tc>
-        <w:tc>
-          <w:tcPr/>
-          <w:p>
-            <w:pPr>
-              <w:pStyle w:val="Compact"/>
-            </w:pPr>
-            <w:r>
-              <w:t xml:space="preserve">Policy workspace + enforcement / violation log</w:t>
-            </w:r>
-          </w:p>
-        </w:tc>
-        <w:tc>
-          <w:tcPr/>
-          <w:p>
-            <w:pPr>
-              <w:pStyle w:val="Compact"/>
-            </w:pPr>
-            <w:r>
-              <w:t xml:space="preserve">Workload-to-workload use-control evidence</w:t>
-            </w:r>
-          </w:p>
-        </w:tc>
-      </w:tr>
-      <w:tr>
-        <w:tc>
-          <w:tcPr/>
-          <w:p>
-            <w:pPr>
-              <w:pStyle w:val="Compact"/>
-            </w:pPr>
-            <w:r>
-              <w:t xml:space="preserve">Data Confidentiality (FR4) detection</w:t>
-            </w:r>
-          </w:p>
-        </w:tc>
-        <w:tc>
-          <w:tcPr/>
-          <w:p>
-            <w:pPr>
-              <w:pStyle w:val="Compact"/>
-            </w:pPr>
-            <w:r>
-              <w:t xml:space="preserve">Plaintext-flow detection on regulated paths</w:t>
-            </w:r>
-          </w:p>
-        </w:tc>
-        <w:tc>
-          <w:tcPr/>
-          <w:p>
-            <w:pPr>
-              <w:pStyle w:val="Compact"/>
-            </w:pPr>
-            <w:r>
-              <w:t xml:space="preserve">Detection input only</w:t>
-            </w:r>
-          </w:p>
-        </w:tc>
-      </w:tr>
-      <w:tr>
-        <w:tc>
-          <w:tcPr/>
-          <w:p>
-            <w:pPr>
-              <w:pStyle w:val="Compact"/>
-            </w:pPr>
-            <w:r>
-              <w:t xml:space="preserve">Vulnerability handling</w:t>
-            </w:r>
-          </w:p>
-        </w:tc>
-        <w:tc>
-          <w:tcPr/>
-          <w:p>
-            <w:pPr>
-              <w:pStyle w:val="Compact"/>
-            </w:pPr>
-            <w:r>
-              <w:t xml:space="preserve">Reachability-weighted CVE on IT-side zone members</w:t>
-            </w:r>
-          </w:p>
-        </w:tc>
-        <w:tc>
-          <w:tcPr/>
-          <w:p>
-            <w:pPr>
-              <w:pStyle w:val="Compact"/>
-            </w:pPr>
-            <w:r>
-              <w:t xml:space="preserve">Prioritised remediation list with compensating-control register</w:t>
-            </w:r>
-          </w:p>
-        </w:tc>
-      </w:tr>
-      <w:tr>
-        <w:tc>
-          <w:tcPr/>
-          <w:p>
-            <w:pPr>
-              <w:pStyle w:val="Compact"/>
-            </w:pPr>
-            <w:r>
-              <w:t xml:space="preserve">Incident response (IT side)</w:t>
-            </w:r>
-          </w:p>
-        </w:tc>
-        <w:tc>
-          <w:tcPr/>
-          <w:p>
-            <w:pPr>
-              <w:pStyle w:val="Compact"/>
-            </w:pPr>
-            <w:r>
-              <w:t xml:space="preserve">Forensic flow + process telemetry</w:t>
-            </w:r>
-          </w:p>
-        </w:tc>
-        <w:tc>
-          <w:tcPr/>
-          <w:p>
-            <w:pPr>
-              <w:pStyle w:val="Compact"/>
-            </w:pPr>
-            <w:r>
-              <w:t xml:space="preserve">Investigation pack with timeline and impact scope</w:t>
-            </w:r>
-          </w:p>
-        </w:tc>
-      </w:tr>
-    </w:tbl>
-    <w:bookmarkEnd w:id="16"/>
-    <w:bookmarkStart w:id="17" w:name="evidence-collection-approach"/>
-    <w:p>
-      <w:pPr>
-        <w:pStyle w:val="Heading2"/>
-      </w:pPr>
-      <w:r>
-        <w:t xml:space="preserve">Evidence Collection Approach</w:t>
-      </w:r>
-    </w:p>
-    <w:p>
-      <w:pPr>
-        <w:pStyle w:val="FirstParagraph"/>
-      </w:pPr>
-      <w:r>
-        <w:t xml:space="preserve">The table below describes per-topic evidence collection - what to collect, the CSW source area, and a suggested cadence. The cadence should be tuned to the customer’s audit cycle, regulatory cadence, and risk appetite.</w:t>
-      </w:r>
-    </w:p>
-    <w:tbl>
-      <w:tblPr>
-        <w:tblStyle w:val="Table"/>
-        <w:tblW w:type="pct" w:w="5000"/>
-        <w:tblLayout w:type="fixed"/>
-        <w:tblLook w:firstRow="1" w:lastRow="0" w:firstColumn="0" w:lastColumn="0" w:noHBand="0" w:noVBand="0" w:val="0020"/>
+        <w:tblBorders>
+          <w:top w:val="single" w:sz="4" w:space="0" w:color="BFBFBF"/>
+          <w:left w:val="single" w:sz="4" w:space="0" w:color="BFBFBF"/>
+          <w:bottom w:val="single" w:sz="4" w:space="0" w:color="BFBFBF"/>
+          <w:right w:val="single" w:sz="4" w:space="0" w:color="BFBFBF"/>
+          <w:insideH w:val="single" w:sz="4" w:space="0" w:color="BFBFBF"/>
+          <w:insideV w:val="single" w:sz="4" w:space="0" w:color="BFBFBF"/>
+        </w:tblBorders>
       </w:tblPr>
       <w:tblGrid>
         <w:gridCol w:w="1980"/>
@@ -834,46 +568,70 @@
           <w:tblHeader w:val="on"/>
         </w:trPr>
         <w:tc>
-          <w:tcPr/>
-          <w:p>
-            <w:pPr>
-              <w:pStyle w:val="Compact"/>
-            </w:pPr>
-            <w:r>
-              <w:t xml:space="preserve">Topic</w:t>
-            </w:r>
-          </w:p>
-        </w:tc>
-        <w:tc>
-          <w:tcPr/>
-          <w:p>
-            <w:pPr>
-              <w:pStyle w:val="Compact"/>
-            </w:pPr>
-            <w:r>
-              <w:t xml:space="preserve">What to collect</w:t>
-            </w:r>
-          </w:p>
-        </w:tc>
-        <w:tc>
-          <w:tcPr/>
-          <w:p>
-            <w:pPr>
-              <w:pStyle w:val="Compact"/>
-            </w:pPr>
-            <w:r>
-              <w:t xml:space="preserve">CSW source</w:t>
-            </w:r>
-          </w:p>
-        </w:tc>
-        <w:tc>
-          <w:tcPr/>
-          <w:p>
-            <w:pPr>
-              <w:pStyle w:val="Compact"/>
-            </w:pPr>
-            <w:r>
-              <w:t xml:space="preserve">Suggested cadence</w:t>
+          <w:tcPr>
+            <w:shd w:val="clear" w:color="auto" w:fill="003366"/>
+          </w:tcPr>
+          <w:p>
+            <w:pPr>
+              <w:pStyle w:val="Compact"/>
+            </w:pPr>
+            <w:r>
+              <w:rPr>
+                <w:b/>
+                <w:color w:val="FFFFFF"/>
+              </w:rPr>
+              <w:t xml:space="preserve">Framework topic</w:t>
+            </w:r>
+          </w:p>
+        </w:tc>
+        <w:tc>
+          <w:tcPr>
+            <w:shd w:val="clear" w:color="auto" w:fill="003366"/>
+          </w:tcPr>
+          <w:p>
+            <w:pPr>
+              <w:pStyle w:val="Compact"/>
+            </w:pPr>
+            <w:r>
+              <w:rPr>
+                <w:b/>
+                <w:color w:val="FFFFFF"/>
+              </w:rPr>
+              <w:t xml:space="preserve">Coverage</w:t>
+            </w:r>
+          </w:p>
+        </w:tc>
+        <w:tc>
+          <w:tcPr>
+            <w:shd w:val="clear" w:color="auto" w:fill="003366"/>
+          </w:tcPr>
+          <w:p>
+            <w:pPr>
+              <w:pStyle w:val="Compact"/>
+            </w:pPr>
+            <w:r>
+              <w:rPr>
+                <w:b/>
+                <w:color w:val="FFFFFF"/>
+              </w:rPr>
+              <w:t xml:space="preserve">CSW capability</w:t>
+            </w:r>
+          </w:p>
+        </w:tc>
+        <w:tc>
+          <w:tcPr>
+            <w:shd w:val="clear" w:color="auto" w:fill="003366"/>
+          </w:tcPr>
+          <w:p>
+            <w:pPr>
+              <w:pStyle w:val="Compact"/>
+            </w:pPr>
+            <w:r>
+              <w:rPr>
+                <w:b/>
+                <w:color w:val="FFFFFF"/>
+              </w:rPr>
+              <w:t xml:space="preserve">Evidence artifact</w:t>
             </w:r>
           </w:p>
         </w:tc>
@@ -886,7 +644,24 @@
               <w:pStyle w:val="Compact"/>
             </w:pPr>
             <w:r>
-              <w:t xml:space="preserve">Zone inventory (IT side)</w:t>
+              <w:t xml:space="preserve">Zone and conduit architecture (IT side)</w:t>
+            </w:r>
+          </w:p>
+        </w:tc>
+        <w:tc>
+          <w:tcPr>
+            <w:shd w:val="clear" w:color="auto" w:fill="107C41"/>
+          </w:tcPr>
+          <w:p>
+            <w:pPr>
+              <w:pStyle w:val="Compact"/>
+            </w:pPr>
+            <w:r>
+              <w:rPr>
+                <w:b/>
+                <w:color w:val="FFFFFF"/>
+              </w:rPr>
+              <w:t>Direct</w:t>
             </w:r>
           </w:p>
         </w:tc>
@@ -897,7 +672,7 @@
               <w:pStyle w:val="Compact"/>
             </w:pPr>
             <w:r>
-              <w:t xml:space="preserve">Workloads grouped by zone and conduit endpoint</w:t>
+              <w:t xml:space="preserve">Scope architecture mirroring zones; policy workspace as conduit allowlist</w:t>
             </w:r>
           </w:p>
         </w:tc>
@@ -908,64 +683,65 @@
               <w:pStyle w:val="Compact"/>
             </w:pPr>
             <w:r>
-              <w:t xml:space="preserve">Inventory + scope membership export with iec62443_zone label</w:t>
-            </w:r>
-          </w:p>
-        </w:tc>
-        <w:tc>
-          <w:tcPr/>
-          <w:p>
-            <w:pPr>
-              <w:pStyle w:val="Compact"/>
-            </w:pPr>
-            <w:r>
-              <w:t xml:space="preserve">Monthly</w:t>
+              <w:t xml:space="preserve">Workspace snapshot + observed conduit flow report</w:t>
             </w:r>
           </w:p>
         </w:tc>
       </w:tr>
       <w:tr>
         <w:tc>
-          <w:tcPr/>
-          <w:p>
-            <w:pPr>
-              <w:pStyle w:val="Compact"/>
-            </w:pPr>
-            <w:r>
-              <w:t xml:space="preserve">Conduit evidence</w:t>
-            </w:r>
-          </w:p>
-        </w:tc>
-        <w:tc>
-          <w:tcPr/>
-          <w:p>
-            <w:pPr>
-              <w:pStyle w:val="Compact"/>
-            </w:pPr>
-            <w:r>
-              <w:t xml:space="preserve">Observed and approved IT-side conduit flows</w:t>
-            </w:r>
-          </w:p>
-        </w:tc>
-        <w:tc>
-          <w:tcPr/>
-          <w:p>
-            <w:pPr>
-              <w:pStyle w:val="Compact"/>
-            </w:pPr>
-            <w:r>
-              <w:t xml:space="preserve">ADM workspace export + policy workspace export</w:t>
-            </w:r>
-          </w:p>
-        </w:tc>
-        <w:tc>
-          <w:tcPr/>
-          <w:p>
-            <w:pPr>
-              <w:pStyle w:val="Compact"/>
-            </w:pPr>
-            <w:r>
-              <w:t xml:space="preserve">Quarterly</w:t>
+          <w:tcPr>
+            <w:shd w:val="clear" w:color="auto" w:fill="F2F2F2"/>
+          </w:tcPr>
+          <w:p>
+            <w:pPr>
+              <w:pStyle w:val="Compact"/>
+            </w:pPr>
+            <w:r>
+              <w:t xml:space="preserve">Restricted Data Flow (FR5, IT side)</w:t>
+            </w:r>
+          </w:p>
+        </w:tc>
+        <w:tc>
+          <w:tcPr>
+            <w:shd w:val="clear" w:color="auto" w:fill="107C41"/>
+          </w:tcPr>
+          <w:p>
+            <w:pPr>
+              <w:pStyle w:val="Compact"/>
+            </w:pPr>
+            <w:r>
+              <w:rPr>
+                <w:b/>
+                <w:color w:val="FFFFFF"/>
+              </w:rPr>
+              <w:t>Direct</w:t>
+            </w:r>
+          </w:p>
+        </w:tc>
+        <w:tc>
+          <w:tcPr>
+            <w:shd w:val="clear" w:color="auto" w:fill="F2F2F2"/>
+          </w:tcPr>
+          <w:p>
+            <w:pPr>
+              <w:pStyle w:val="Compact"/>
+            </w:pPr>
+            <w:r>
+              <w:t xml:space="preserve">Workload-to-workload allowlist between zones; cross-zone deny enforcement</w:t>
+            </w:r>
+          </w:p>
+        </w:tc>
+        <w:tc>
+          <w:tcPr>
+            <w:shd w:val="clear" w:color="auto" w:fill="F2F2F2"/>
+          </w:tcPr>
+          <w:p>
+            <w:pPr>
+              <w:pStyle w:val="Compact"/>
+            </w:pPr>
+            <w:r>
+              <w:t xml:space="preserve">Policy workspace + cross-zone violation log</w:t>
             </w:r>
           </w:p>
         </w:tc>
@@ -978,7 +754,24 @@
               <w:pStyle w:val="Compact"/>
             </w:pPr>
             <w:r>
-              <w:t xml:space="preserve">Cross-zone deny evidence</w:t>
+              <w:t xml:space="preserve">System Integrity / Monitoring (FR3 / FR6)</w:t>
+            </w:r>
+          </w:p>
+        </w:tc>
+        <w:tc>
+          <w:tcPr>
+            <w:shd w:val="clear" w:color="auto" w:fill="107C41"/>
+          </w:tcPr>
+          <w:p>
+            <w:pPr>
+              <w:pStyle w:val="Compact"/>
+            </w:pPr>
+            <w:r>
+              <w:rPr>
+                <w:b/>
+                <w:color w:val="FFFFFF"/>
+              </w:rPr>
+              <w:t>Direct</w:t>
             </w:r>
           </w:p>
         </w:tc>
@@ -989,7 +782,7 @@
               <w:pStyle w:val="Compact"/>
             </w:pPr>
             <w:r>
-              <w:t xml:space="preserve">Cross-zone violation log</w:t>
+              <w:t xml:space="preserve">Continuous flow + process telemetry; alerts on unauthorised conduit flow</w:t>
             </w:r>
           </w:p>
         </w:tc>
@@ -1000,64 +793,65 @@
               <w:pStyle w:val="Compact"/>
             </w:pPr>
             <w:r>
-              <w:t xml:space="preserve">Policy analysis output</w:t>
-            </w:r>
-          </w:p>
-        </w:tc>
-        <w:tc>
-          <w:tcPr/>
-          <w:p>
-            <w:pPr>
-              <w:pStyle w:val="Compact"/>
-            </w:pPr>
-            <w:r>
-              <w:t xml:space="preserve">Continuous; reviewed quarterly</w:t>
+              <w:t xml:space="preserve">Alert and anomaly log scoped to IEC-62443</w:t>
             </w:r>
           </w:p>
         </w:tc>
       </w:tr>
       <w:tr>
         <w:tc>
-          <w:tcPr/>
-          <w:p>
-            <w:pPr>
-              <w:pStyle w:val="Compact"/>
-            </w:pPr>
-            <w:r>
-              <w:t xml:space="preserve">Vulnerability + reachability</w:t>
-            </w:r>
-          </w:p>
-        </w:tc>
-        <w:tc>
-          <w:tcPr/>
-          <w:p>
-            <w:pPr>
-              <w:pStyle w:val="Compact"/>
-            </w:pPr>
-            <w:r>
-              <w:t xml:space="preserve">CVE list weighted by reach into OT-side zones</w:t>
-            </w:r>
-          </w:p>
-        </w:tc>
-        <w:tc>
-          <w:tcPr/>
-          <w:p>
-            <w:pPr>
-              <w:pStyle w:val="Compact"/>
-            </w:pPr>
-            <w:r>
-              <w:t xml:space="preserve">Vulnerability report scoped to IEC-62443</w:t>
-            </w:r>
-          </w:p>
-        </w:tc>
-        <w:tc>
-          <w:tcPr/>
-          <w:p>
-            <w:pPr>
-              <w:pStyle w:val="Compact"/>
-            </w:pPr>
-            <w:r>
-              <w:t xml:space="preserve">Monthly</w:t>
+          <w:tcPr>
+            <w:shd w:val="clear" w:color="auto" w:fill="F2F2F2"/>
+          </w:tcPr>
+          <w:p>
+            <w:pPr>
+              <w:pStyle w:val="Compact"/>
+            </w:pPr>
+            <w:r>
+              <w:t xml:space="preserve">Use Control (FR2) workload layer</w:t>
+            </w:r>
+          </w:p>
+        </w:tc>
+        <w:tc>
+          <w:tcPr>
+            <w:shd w:val="clear" w:color="auto" w:fill="107C41"/>
+          </w:tcPr>
+          <w:p>
+            <w:pPr>
+              <w:pStyle w:val="Compact"/>
+            </w:pPr>
+            <w:r>
+              <w:rPr>
+                <w:b/>
+                <w:color w:val="FFFFFF"/>
+              </w:rPr>
+              <w:t>Direct</w:t>
+            </w:r>
+          </w:p>
+        </w:tc>
+        <w:tc>
+          <w:tcPr>
+            <w:shd w:val="clear" w:color="auto" w:fill="F2F2F2"/>
+          </w:tcPr>
+          <w:p>
+            <w:pPr>
+              <w:pStyle w:val="Compact"/>
+            </w:pPr>
+            <w:r>
+              <w:t xml:space="preserve">Policy workspace + enforcement / violation log</w:t>
+            </w:r>
+          </w:p>
+        </w:tc>
+        <w:tc>
+          <w:tcPr>
+            <w:shd w:val="clear" w:color="auto" w:fill="F2F2F2"/>
+          </w:tcPr>
+          <w:p>
+            <w:pPr>
+              <w:pStyle w:val="Compact"/>
+            </w:pPr>
+            <w:r>
+              <w:t xml:space="preserve">Workload-to-workload use-control evidence</w:t>
             </w:r>
           </w:p>
         </w:tc>
@@ -1070,7 +864,24 @@
               <w:pStyle w:val="Compact"/>
             </w:pPr>
             <w:r>
-              <w:t xml:space="preserve">Incident sample</w:t>
+              <w:t xml:space="preserve">Data Confidentiality (FR4) detection</w:t>
+            </w:r>
+          </w:p>
+        </w:tc>
+        <w:tc>
+          <w:tcPr>
+            <w:shd w:val="clear" w:color="auto" w:fill="C55A11"/>
+          </w:tcPr>
+          <w:p>
+            <w:pPr>
+              <w:pStyle w:val="Compact"/>
+            </w:pPr>
+            <w:r>
+              <w:rPr>
+                <w:b/>
+                <w:color w:val="FFFFFF"/>
+              </w:rPr>
+              <w:t>Supporting</w:t>
             </w:r>
           </w:p>
         </w:tc>
@@ -1081,7 +892,7 @@
               <w:pStyle w:val="Compact"/>
             </w:pPr>
             <w:r>
-              <w:t xml:space="preserve">One representative IT-side incident timeline</w:t>
+              <w:t xml:space="preserve">Plaintext-flow detection on regulated paths</w:t>
             </w:r>
           </w:p>
         </w:tc>
@@ -1092,10 +903,70 @@
               <w:pStyle w:val="Compact"/>
             </w:pPr>
             <w:r>
-              <w:t xml:space="preserve">Flow + process search</w:t>
-            </w:r>
-          </w:p>
-        </w:tc>
+              <w:t xml:space="preserve">Detection input only</w:t>
+            </w:r>
+          </w:p>
+        </w:tc>
+      </w:tr>
+      <w:tr>
+        <w:tc>
+          <w:tcPr>
+            <w:shd w:val="clear" w:color="auto" w:fill="F2F2F2"/>
+          </w:tcPr>
+          <w:p>
+            <w:pPr>
+              <w:pStyle w:val="Compact"/>
+            </w:pPr>
+            <w:r>
+              <w:t xml:space="preserve">Vulnerability handling</w:t>
+            </w:r>
+          </w:p>
+        </w:tc>
+        <w:tc>
+          <w:tcPr>
+            <w:shd w:val="clear" w:color="auto" w:fill="107C41"/>
+          </w:tcPr>
+          <w:p>
+            <w:pPr>
+              <w:pStyle w:val="Compact"/>
+            </w:pPr>
+            <w:r>
+              <w:rPr>
+                <w:b/>
+                <w:color w:val="FFFFFF"/>
+              </w:rPr>
+              <w:t>Direct</w:t>
+            </w:r>
+          </w:p>
+        </w:tc>
+        <w:tc>
+          <w:tcPr>
+            <w:shd w:val="clear" w:color="auto" w:fill="F2F2F2"/>
+          </w:tcPr>
+          <w:p>
+            <w:pPr>
+              <w:pStyle w:val="Compact"/>
+            </w:pPr>
+            <w:r>
+              <w:t xml:space="preserve">Reachability-weighted CVE on IT-side zone members</w:t>
+            </w:r>
+          </w:p>
+        </w:tc>
+        <w:tc>
+          <w:tcPr>
+            <w:shd w:val="clear" w:color="auto" w:fill="F2F2F2"/>
+          </w:tcPr>
+          <w:p>
+            <w:pPr>
+              <w:pStyle w:val="Compact"/>
+            </w:pPr>
+            <w:r>
+              <w:t xml:space="preserve">Prioritised remediation list with compensating-control register</w:t>
+            </w:r>
+          </w:p>
+        </w:tc>
+      </w:tr>
+      <w:tr>
         <w:tc>
           <w:tcPr/>
           <w:p>
@@ -1103,14 +974,412 @@
               <w:pStyle w:val="Compact"/>
             </w:pPr>
             <w:r>
-              <w:t xml:space="preserve">Per incident; one representative sample per audit cycle</w:t>
+              <w:t xml:space="preserve">Incident response (IT side)</w:t>
+            </w:r>
+          </w:p>
+        </w:tc>
+        <w:tc>
+          <w:tcPr>
+            <w:shd w:val="clear" w:color="auto" w:fill="107C41"/>
+          </w:tcPr>
+          <w:p>
+            <w:pPr>
+              <w:pStyle w:val="Compact"/>
+            </w:pPr>
+            <w:r>
+              <w:rPr>
+                <w:b/>
+                <w:color w:val="FFFFFF"/>
+              </w:rPr>
+              <w:t>Direct</w:t>
+            </w:r>
+          </w:p>
+        </w:tc>
+        <w:tc>
+          <w:tcPr/>
+          <w:p>
+            <w:pPr>
+              <w:pStyle w:val="Compact"/>
+            </w:pPr>
+            <w:r>
+              <w:t xml:space="preserve">Forensic flow + process telemetry</w:t>
+            </w:r>
+          </w:p>
+        </w:tc>
+        <w:tc>
+          <w:tcPr/>
+          <w:p>
+            <w:pPr>
+              <w:pStyle w:val="Compact"/>
+            </w:pPr>
+            <w:r>
+              <w:t xml:space="preserve">Investigation pack with timeline and impact scope</w:t>
             </w:r>
           </w:p>
         </w:tc>
       </w:tr>
     </w:tbl>
     <w:bookmarkEnd w:id="17"/>
-    <w:bookmarkStart w:id="18" w:name="pov-workshop-approach"/>
+    <w:bookmarkStart w:id="18" w:name="evidence-collection-approach"/>
+    <w:p>
+      <w:pPr>
+        <w:pStyle w:val="Heading2"/>
+      </w:pPr>
+      <w:r>
+        <w:t xml:space="preserve">Evidence Collection Approach</w:t>
+      </w:r>
+    </w:p>
+    <w:p>
+      <w:pPr>
+        <w:pStyle w:val="FirstParagraph"/>
+      </w:pPr>
+      <w:r>
+        <w:t xml:space="preserve">The table below describes per-topic evidence collection - what to collect, the CSW source area, and a suggested cadence. The cadence should be tuned to the customer’s audit cycle, regulatory cadence, and risk appetite.</w:t>
+      </w:r>
+    </w:p>
+    <w:tbl>
+      <w:tblPr>
+        <w:tblStyle w:val="Table"/>
+        <w:tblW w:type="pct" w:w="5000"/>
+        <w:tblLayout w:type="fixed"/>
+        <w:tblLook w:firstRow="1" w:lastRow="0" w:firstColumn="0" w:lastColumn="0" w:noHBand="0" w:noVBand="0" w:val="0020"/>
+        <w:tblBorders>
+          <w:top w:val="single" w:sz="4" w:space="0" w:color="BFBFBF"/>
+          <w:left w:val="single" w:sz="4" w:space="0" w:color="BFBFBF"/>
+          <w:bottom w:val="single" w:sz="4" w:space="0" w:color="BFBFBF"/>
+          <w:right w:val="single" w:sz="4" w:space="0" w:color="BFBFBF"/>
+          <w:insideH w:val="single" w:sz="4" w:space="0" w:color="BFBFBF"/>
+          <w:insideV w:val="single" w:sz="4" w:space="0" w:color="BFBFBF"/>
+        </w:tblBorders>
+      </w:tblPr>
+      <w:tblGrid>
+        <w:gridCol w:w="1980"/>
+        <w:gridCol w:w="1980"/>
+        <w:gridCol w:w="1980"/>
+        <w:gridCol w:w="1980"/>
+      </w:tblGrid>
+      <w:tr>
+        <w:trPr>
+          <w:tblHeader w:val="on"/>
+        </w:trPr>
+        <w:tc>
+          <w:tcPr>
+            <w:shd w:val="clear" w:color="auto" w:fill="003366"/>
+          </w:tcPr>
+          <w:p>
+            <w:pPr>
+              <w:pStyle w:val="Compact"/>
+            </w:pPr>
+            <w:r>
+              <w:rPr>
+                <w:b/>
+                <w:color w:val="FFFFFF"/>
+              </w:rPr>
+              <w:t xml:space="preserve">Topic</w:t>
+            </w:r>
+          </w:p>
+        </w:tc>
+        <w:tc>
+          <w:tcPr>
+            <w:shd w:val="clear" w:color="auto" w:fill="003366"/>
+          </w:tcPr>
+          <w:p>
+            <w:pPr>
+              <w:pStyle w:val="Compact"/>
+            </w:pPr>
+            <w:r>
+              <w:rPr>
+                <w:b/>
+                <w:color w:val="FFFFFF"/>
+              </w:rPr>
+              <w:t xml:space="preserve">What to collect</w:t>
+            </w:r>
+          </w:p>
+        </w:tc>
+        <w:tc>
+          <w:tcPr>
+            <w:shd w:val="clear" w:color="auto" w:fill="003366"/>
+          </w:tcPr>
+          <w:p>
+            <w:pPr>
+              <w:pStyle w:val="Compact"/>
+            </w:pPr>
+            <w:r>
+              <w:rPr>
+                <w:b/>
+                <w:color w:val="FFFFFF"/>
+              </w:rPr>
+              <w:t xml:space="preserve">CSW source</w:t>
+            </w:r>
+          </w:p>
+        </w:tc>
+        <w:tc>
+          <w:tcPr>
+            <w:shd w:val="clear" w:color="auto" w:fill="003366"/>
+          </w:tcPr>
+          <w:p>
+            <w:pPr>
+              <w:pStyle w:val="Compact"/>
+            </w:pPr>
+            <w:r>
+              <w:rPr>
+                <w:b/>
+                <w:color w:val="FFFFFF"/>
+              </w:rPr>
+              <w:t xml:space="preserve">Suggested cadence</w:t>
+            </w:r>
+          </w:p>
+        </w:tc>
+      </w:tr>
+      <w:tr>
+        <w:tc>
+          <w:tcPr/>
+          <w:p>
+            <w:pPr>
+              <w:pStyle w:val="Compact"/>
+            </w:pPr>
+            <w:r>
+              <w:t xml:space="preserve">Zone inventory (IT side)</w:t>
+            </w:r>
+          </w:p>
+        </w:tc>
+        <w:tc>
+          <w:tcPr/>
+          <w:p>
+            <w:pPr>
+              <w:pStyle w:val="Compact"/>
+            </w:pPr>
+            <w:r>
+              <w:t xml:space="preserve">Workloads grouped by zone and conduit endpoint</w:t>
+            </w:r>
+          </w:p>
+        </w:tc>
+        <w:tc>
+          <w:tcPr/>
+          <w:p>
+            <w:pPr>
+              <w:pStyle w:val="Compact"/>
+            </w:pPr>
+            <w:r>
+              <w:t xml:space="preserve">Inventory + scope membership export with iec62443_zone label</w:t>
+            </w:r>
+          </w:p>
+        </w:tc>
+        <w:tc>
+          <w:tcPr/>
+          <w:p>
+            <w:pPr>
+              <w:pStyle w:val="Compact"/>
+            </w:pPr>
+            <w:r>
+              <w:t xml:space="preserve">Monthly</w:t>
+            </w:r>
+          </w:p>
+        </w:tc>
+      </w:tr>
+      <w:tr>
+        <w:tc>
+          <w:tcPr>
+            <w:shd w:val="clear" w:color="auto" w:fill="F2F2F2"/>
+          </w:tcPr>
+          <w:p>
+            <w:pPr>
+              <w:pStyle w:val="Compact"/>
+            </w:pPr>
+            <w:r>
+              <w:t xml:space="preserve">Conduit evidence</w:t>
+            </w:r>
+          </w:p>
+        </w:tc>
+        <w:tc>
+          <w:tcPr>
+            <w:shd w:val="clear" w:color="auto" w:fill="F2F2F2"/>
+          </w:tcPr>
+          <w:p>
+            <w:pPr>
+              <w:pStyle w:val="Compact"/>
+            </w:pPr>
+            <w:r>
+              <w:t xml:space="preserve">Observed and approved IT-side conduit flows</w:t>
+            </w:r>
+          </w:p>
+        </w:tc>
+        <w:tc>
+          <w:tcPr>
+            <w:shd w:val="clear" w:color="auto" w:fill="F2F2F2"/>
+          </w:tcPr>
+          <w:p>
+            <w:pPr>
+              <w:pStyle w:val="Compact"/>
+            </w:pPr>
+            <w:r>
+              <w:t xml:space="preserve">ADM workspace export + policy workspace export</w:t>
+            </w:r>
+          </w:p>
+        </w:tc>
+        <w:tc>
+          <w:tcPr>
+            <w:shd w:val="clear" w:color="auto" w:fill="F2F2F2"/>
+          </w:tcPr>
+          <w:p>
+            <w:pPr>
+              <w:pStyle w:val="Compact"/>
+            </w:pPr>
+            <w:r>
+              <w:t xml:space="preserve">Quarterly</w:t>
+            </w:r>
+          </w:p>
+        </w:tc>
+      </w:tr>
+      <w:tr>
+        <w:tc>
+          <w:tcPr/>
+          <w:p>
+            <w:pPr>
+              <w:pStyle w:val="Compact"/>
+            </w:pPr>
+            <w:r>
+              <w:t xml:space="preserve">Cross-zone deny evidence</w:t>
+            </w:r>
+          </w:p>
+        </w:tc>
+        <w:tc>
+          <w:tcPr/>
+          <w:p>
+            <w:pPr>
+              <w:pStyle w:val="Compact"/>
+            </w:pPr>
+            <w:r>
+              <w:t xml:space="preserve">Cross-zone violation log</w:t>
+            </w:r>
+          </w:p>
+        </w:tc>
+        <w:tc>
+          <w:tcPr/>
+          <w:p>
+            <w:pPr>
+              <w:pStyle w:val="Compact"/>
+            </w:pPr>
+            <w:r>
+              <w:t xml:space="preserve">Policy analysis output</w:t>
+            </w:r>
+          </w:p>
+        </w:tc>
+        <w:tc>
+          <w:tcPr/>
+          <w:p>
+            <w:pPr>
+              <w:pStyle w:val="Compact"/>
+            </w:pPr>
+            <w:r>
+              <w:t xml:space="preserve">Continuous; reviewed quarterly</w:t>
+            </w:r>
+          </w:p>
+        </w:tc>
+      </w:tr>
+      <w:tr>
+        <w:tc>
+          <w:tcPr>
+            <w:shd w:val="clear" w:color="auto" w:fill="F2F2F2"/>
+          </w:tcPr>
+          <w:p>
+            <w:pPr>
+              <w:pStyle w:val="Compact"/>
+            </w:pPr>
+            <w:r>
+              <w:t xml:space="preserve">Vulnerability + reachability</w:t>
+            </w:r>
+          </w:p>
+        </w:tc>
+        <w:tc>
+          <w:tcPr>
+            <w:shd w:val="clear" w:color="auto" w:fill="F2F2F2"/>
+          </w:tcPr>
+          <w:p>
+            <w:pPr>
+              <w:pStyle w:val="Compact"/>
+            </w:pPr>
+            <w:r>
+              <w:t xml:space="preserve">CVE list weighted by reach into OT-side zones</w:t>
+            </w:r>
+          </w:p>
+        </w:tc>
+        <w:tc>
+          <w:tcPr>
+            <w:shd w:val="clear" w:color="auto" w:fill="F2F2F2"/>
+          </w:tcPr>
+          <w:p>
+            <w:pPr>
+              <w:pStyle w:val="Compact"/>
+            </w:pPr>
+            <w:r>
+              <w:t xml:space="preserve">Vulnerability report scoped to IEC-62443</w:t>
+            </w:r>
+          </w:p>
+        </w:tc>
+        <w:tc>
+          <w:tcPr>
+            <w:shd w:val="clear" w:color="auto" w:fill="F2F2F2"/>
+          </w:tcPr>
+          <w:p>
+            <w:pPr>
+              <w:pStyle w:val="Compact"/>
+            </w:pPr>
+            <w:r>
+              <w:t xml:space="preserve">Monthly</w:t>
+            </w:r>
+          </w:p>
+        </w:tc>
+      </w:tr>
+      <w:tr>
+        <w:tc>
+          <w:tcPr/>
+          <w:p>
+            <w:pPr>
+              <w:pStyle w:val="Compact"/>
+            </w:pPr>
+            <w:r>
+              <w:t xml:space="preserve">Incident sample</w:t>
+            </w:r>
+          </w:p>
+        </w:tc>
+        <w:tc>
+          <w:tcPr/>
+          <w:p>
+            <w:pPr>
+              <w:pStyle w:val="Compact"/>
+            </w:pPr>
+            <w:r>
+              <w:t xml:space="preserve">One representative IT-side incident timeline</w:t>
+            </w:r>
+          </w:p>
+        </w:tc>
+        <w:tc>
+          <w:tcPr/>
+          <w:p>
+            <w:pPr>
+              <w:pStyle w:val="Compact"/>
+            </w:pPr>
+            <w:r>
+              <w:t xml:space="preserve">Flow + process search</w:t>
+            </w:r>
+          </w:p>
+        </w:tc>
+        <w:tc>
+          <w:tcPr/>
+          <w:p>
+            <w:pPr>
+              <w:pStyle w:val="Compact"/>
+            </w:pPr>
+            <w:r>
+              <w:t xml:space="preserve">Per incident; one representative sample per audit cycle</w:t>
+            </w:r>
+          </w:p>
+        </w:tc>
+      </w:tr>
+    </w:tbl>
+    <w:bookmarkEnd w:id="18"/>
+    <w:bookmarkStart w:id="19" w:name="pov-workshop-approach"/>
     <w:p>
       <w:pPr>
         <w:pStyle w:val="Heading2"/>
@@ -1272,8 +1541,8 @@
         <w:t xml:space="preserve">Package inventory, scope, flows, policy, exceptions, and known gaps as the evidence output. Cross-reference this report’s evidence collection table with the customer’s existing audit work-papers.</w:t>
       </w:r>
     </w:p>
-    <w:bookmarkEnd w:id="18"/>
-    <w:bookmarkStart w:id="19" w:name="boundaries-and-complementary-controls"/>
+    <w:bookmarkEnd w:id="19"/>
+    <w:bookmarkStart w:id="20" w:name="boundaries-and-complementary-controls"/>
     <w:p>
       <w:pPr>
         <w:pStyle w:val="Heading2"/>
@@ -1290,8 +1559,8 @@
         <w:t xml:space="preserve">CSW does not certify against IEC 62443, parse OT protocols, enforce SR controls on OT components, manage OT change windows, or replace an OT-native product (Cyber Vision, Claroty, Nozomi, Dragos) for OT device discovery and protocol inspection.</w:t>
       </w:r>
     </w:p>
-    <w:bookmarkEnd w:id="19"/>
-    <w:bookmarkStart w:id="20" w:name="assessor-auditor-caveat"/>
+    <w:bookmarkEnd w:id="20"/>
+    <w:bookmarkStart w:id="21" w:name="assessor-auditor-caveat"/>
     <w:p>
       <w:pPr>
         <w:pStyle w:val="Heading2"/>
@@ -1308,8 +1577,8 @@
         <w:t xml:space="preserve">CSW provides technical evidence inputs. The customer’s qualified assessor, auditor, certifying body, or regulator determines compliance status. Validate all framework-topic mappings, control IDs, paragraph references, and section numbers in this report against the current official framework text. If the customer is being assessed against a version other than the one referenced in the framework version note above, revalidate before use.</w:t>
       </w:r>
     </w:p>
-    <w:bookmarkEnd w:id="20"/>
-    <w:bookmarkStart w:id="21" w:name="disclaimer"/>
+    <w:bookmarkEnd w:id="21"/>
+    <w:bookmarkStart w:id="22" w:name="disclaimer"/>
     <w:p>
       <w:pPr>
         <w:pStyle w:val="Heading2"/>
@@ -1326,8 +1595,8 @@
         <w:t xml:space="preserve">This report is for informational and planning purposes. It is not legal, regulatory, audit, or certification advice. Validate all mappings against the current official framework text, the customer’s environment, and qualified compliance, legal, and audit professionals.</w:t>
       </w:r>
     </w:p>
-    <w:bookmarkEnd w:id="21"/>
     <w:bookmarkEnd w:id="22"/>
+    <w:bookmarkEnd w:id="23"/>
     <w:sectPr>
       <w:footnotePr>
         <w:numRestart w:val="eachSect"/>

--- a/IEC-62443/CSW-IEC62443-Compliance-Report.docx
+++ b/IEC-62443/CSW-IEC62443-Compliance-Report.docx
@@ -150,13 +150,13 @@
         <w:t xml:space="preserve"> </w:t>
       </w:r>
       <w:r>
-        <w:t xml:space="preserve">they produce. The technical runbook (</w:t>
+        <w:t xml:space="preserve">they produce. The reference design (</w:t>
       </w:r>
       <w:r>
         <w:rPr>
           <w:rStyle w:val="VerbatimChar"/>
         </w:rPr>
-        <w:t xml:space="preserve">CSW-IEC-62443-Technical-Runbook.md</w:t>
+        <w:t xml:space="preserve">CSW-IEC-62443-Technical-Reference design.md</w:t>
       </w:r>
       <w:r>
         <w:t xml:space="preserve">) in this folder contains the deeper engineering detail.</w:t>
